--- a/Introduccion a la Ingenieria/Kit docente/Clase 5/Solucion Taller Clase 5 - Huella del sistema.docx
+++ b/Introduccion a la Ingenieria/Kit docente/Clase 5/Solucion Taller Clase 5 - Huella del sistema.docx
@@ -337,7 +337,7 @@
           <w:color w:val="4A4A49"/>
           <w:sz w:val="22"/>
         </w:rPr>
-        <w:t xml:space="preserve"> —aquí entra el PUE: si el centro de datos tiene PUE 1.5, por cada vatio que computa el sistema se gasta medio vatio en enfriar.</w:t>
+        <w:t xml:space="preserve"> —aquí entra el PUE: si el centro de datos tiene PUE 1.5, por cada vatio que usan los servidores el sistema se gasta medio vatio en enfriar.</w:t>
       </w:r>
     </w:p>
     <w:p>
@@ -616,7 +616,7 @@
           <w:color w:val="4A4A49"/>
           <w:sz w:val="22"/>
         </w:rPr>
-        <w:t xml:space="preserve"> que esté declarado como estimación con el razonamiento visible. Una cifra sin razonamiento vale 5, aunque sea plausible. Un razonamiento correcto sin número vale 8. Los 15 completos exigen «aproximadamente X, calculado así».</w:t>
+        <w:t xml:space="preserve"> que esté declarado como estimación con el razonamiento visible. Una cifra sin razonamiento vale 5, aunque suene bien. Un razonamiento correcto sin número vale 8. Los 15 completos exigen «aproximadamente X, calculado así».</w:t>
       </w:r>
     </w:p>
     <w:p>
@@ -1563,7 +1563,7 @@
           <w:color w:val="4A4A49"/>
           <w:sz w:val="22"/>
         </w:rPr>
-        <w:t>, por el cómputo repetido, y la decisión fuerte es guardar el resultado y recalcular solo al cambiar. Buen indicador: «segundos para cargar el reporte» o «consultas a la base por venta registrada». Cuidado con la trampa: los equipos proponen «imprimir menos facturas», que es comportamiento del negocio, no diseño.</w:t>
+        <w:t>, por el cálculo repetido, y la decisión fuerte es guardar el resultado y recalcular solo al cambiar. Buen indicador: «segundos para cargar el reporte» o «consultas a la base por venta registrada». Cuidado con la trampa: los equipos proponen «imprimir menos facturas», que es comportamiento del negocio, no diseño.</w:t>
       </w:r>
     </w:p>
     <w:p>
@@ -1647,7 +1647,7 @@
           <w:color w:val="4A4A49"/>
           <w:sz w:val="22"/>
         </w:rPr>
-        <w:t xml:space="preserve"> domina, porque cada llamada al modelo consume cómputo en un centro de datos. La decisión de diseño más potente es la de la diapositiva: </w:t>
+        <w:t xml:space="preserve"> domina, porque cada llamada al modelo pone a trabajar servidores en un centro de datos. La decisión de diseño más potente es la de la diapositiva: </w:t>
       </w:r>
       <w:r>
         <w:rPr>
